--- a/03_Outputs/final scripts/zh/Module 8/8.2.0-zh.docx
+++ b/03_Outputs/final scripts/zh/Module 8/8.2.0-zh.docx
@@ -19,7 +19,7 @@
     </w:p>
     <w:p>
       <w:r>
-        <w:t>新兴行业正在重塑可能性。分布式解决方案如社区太阳能和微电网正在快速扩展——2023年社区装机容量增长超过20%——改善了接入和韧性。包括点对点能源交易、区块链平台、下一代太阳能电池和海洋能源在内的新技术，具有特别的潜力。对于小岛屿和沿海国家，潮汐能和浮动太阳能等创新可以多样化能源结构、增强韧性，并与蓝色经济目标保持一致——如果得到有针对性的政策和投资支持。</w:t>
+        <w:t>新兴行业正在重塑可能性。分布式解决方案如社区太阳能和微电网正在快速扩展——2023年社区装置增长超过20%——改善了接入和韧性。包括点对点能源交易、区块链平台、下一代太阳能电池和海洋能在内的新技术，具有特别的潜力。对于小岛屿和沿海国家，潮汐能和浮动太阳能等创新可以多样化能源结构、增强韧性，并与蓝色经济目标保持一致——如果得到有针对性的政策和投资支持。</w:t>
       </w:r>
     </w:p>
     <w:p>
@@ -29,7 +29,7 @@
     </w:p>
     <w:p>
       <w:r>
-        <w:t>最后，包容性至关重要。融合性别、社会经济和本地视角的方法，确保转型惠及最脆弱的群体。斯威士兰的案例研究显示，共同设计的公平政策可以带来更可持续和公正的成果。</w:t>
+        <w:t>最后，包容性至关重要。融合性别、社会经济和地方视角的方法，确保转型惠及最脆弱的群体。斯威士兰的案例研究显示，共同设计的公平政策可以带来更可持续和公正的成果。</w:t>
       </w:r>
     </w:p>
     <w:p>
